--- a/DS_Session12/BÁO CÁO SAU BUỔI THỰC HÀNH 3.docx
+++ b/DS_Session12/BÁO CÁO SAU BUỔI THỰC HÀNH 3.docx
@@ -155,8 +155,6 @@
         </w:rPr>
         <w:t>NEU</w:t>
       </w:r>
-      <w:bookmarkStart w:id="0" w:name="_GoBack"/>
-      <w:bookmarkEnd w:id="0"/>
       <w:r>
         <w:rPr>
           <w:sz w:val="28"/>
@@ -1068,7 +1066,26 @@
           <w:sz w:val="28"/>
           <w:szCs w:val="28"/>
         </w:rPr>
-        <w:t>https://github.com/quang0510/PTIT_CNTT1_IT202/tree/main/ss12</w:t>
+        <w:t>https://github.com/</w:t>
+      </w:r>
+      <w:r>
+        <w:rPr>
+          <w:rFonts w:hint="default"/>
+          <w:sz w:val="28"/>
+          <w:szCs w:val="28"/>
+          <w:lang w:val="en-US"/>
+        </w:rPr>
+        <w:t>quanghuy2006</w:t>
+      </w:r>
+      <w:bookmarkStart w:id="0" w:name="_GoBack"/>
+      <w:bookmarkEnd w:id="0"/>
+      <w:r>
+        <w:rPr>
+          <w:rFonts w:hint="default"/>
+          <w:sz w:val="28"/>
+          <w:szCs w:val="28"/>
+        </w:rPr>
+        <w:t>/PTIT_CNTT1_IT202/tree/main/ss12</w:t>
       </w:r>
     </w:p>
     <w:p>
@@ -3498,107 +3515,107 @@
     <w:lsdException w:uiPriority="99" w:name="Balloon Text"/>
     <w:lsdException w:unhideWhenUsed="0" w:uiPriority="39" w:semiHidden="0" w:name="Table Grid"/>
     <w:lsdException w:uiPriority="99" w:name="Table Theme"/>
-    <w:lsdException w:unhideWhenUsed="0" w:uiPriority="60" w:semiHidden="0" w:name="Light Shading"/>
+    <w:lsdException w:qFormat="1" w:unhideWhenUsed="0" w:uiPriority="60" w:semiHidden="0" w:name="Light Shading"/>
     <w:lsdException w:qFormat="1" w:unhideWhenUsed="0" w:uiPriority="61" w:semiHidden="0" w:name="Light List"/>
     <w:lsdException w:qFormat="1" w:unhideWhenUsed="0" w:uiPriority="62" w:semiHidden="0" w:name="Light Grid"/>
-    <w:lsdException w:unhideWhenUsed="0" w:uiPriority="63" w:semiHidden="0" w:name="Medium Shading 1"/>
-    <w:lsdException w:unhideWhenUsed="0" w:uiPriority="64" w:semiHidden="0" w:name="Medium Shading 2"/>
-    <w:lsdException w:unhideWhenUsed="0" w:uiPriority="65" w:semiHidden="0" w:name="Medium List 1"/>
-    <w:lsdException w:unhideWhenUsed="0" w:uiPriority="66" w:semiHidden="0" w:name="Medium List 2"/>
-    <w:lsdException w:unhideWhenUsed="0" w:uiPriority="67" w:semiHidden="0" w:name="Medium Grid 1"/>
-    <w:lsdException w:unhideWhenUsed="0" w:uiPriority="68" w:semiHidden="0" w:name="Medium Grid 2"/>
-    <w:lsdException w:unhideWhenUsed="0" w:uiPriority="69" w:semiHidden="0" w:name="Medium Grid 3"/>
-    <w:lsdException w:unhideWhenUsed="0" w:uiPriority="70" w:semiHidden="0" w:name="Dark List"/>
-    <w:lsdException w:unhideWhenUsed="0" w:uiPriority="71" w:semiHidden="0" w:name="Colorful Shading"/>
-    <w:lsdException w:unhideWhenUsed="0" w:uiPriority="72" w:semiHidden="0" w:name="Colorful List"/>
-    <w:lsdException w:unhideWhenUsed="0" w:uiPriority="73" w:semiHidden="0" w:name="Colorful Grid"/>
-    <w:lsdException w:unhideWhenUsed="0" w:uiPriority="60" w:semiHidden="0" w:name="Light Shading Accent 1"/>
+    <w:lsdException w:qFormat="1" w:unhideWhenUsed="0" w:uiPriority="63" w:semiHidden="0" w:name="Medium Shading 1"/>
+    <w:lsdException w:qFormat="1" w:unhideWhenUsed="0" w:uiPriority="64" w:semiHidden="0" w:name="Medium Shading 2"/>
+    <w:lsdException w:qFormat="1" w:unhideWhenUsed="0" w:uiPriority="65" w:semiHidden="0" w:name="Medium List 1"/>
+    <w:lsdException w:qFormat="1" w:unhideWhenUsed="0" w:uiPriority="66" w:semiHidden="0" w:name="Medium List 2"/>
+    <w:lsdException w:qFormat="1" w:unhideWhenUsed="0" w:uiPriority="67" w:semiHidden="0" w:name="Medium Grid 1"/>
+    <w:lsdException w:qFormat="1" w:unhideWhenUsed="0" w:uiPriority="68" w:semiHidden="0" w:name="Medium Grid 2"/>
+    <w:lsdException w:qFormat="1" w:unhideWhenUsed="0" w:uiPriority="69" w:semiHidden="0" w:name="Medium Grid 3"/>
+    <w:lsdException w:qFormat="1" w:unhideWhenUsed="0" w:uiPriority="70" w:semiHidden="0" w:name="Dark List"/>
+    <w:lsdException w:qFormat="1" w:unhideWhenUsed="0" w:uiPriority="71" w:semiHidden="0" w:name="Colorful Shading"/>
+    <w:lsdException w:qFormat="1" w:unhideWhenUsed="0" w:uiPriority="72" w:semiHidden="0" w:name="Colorful List"/>
+    <w:lsdException w:qFormat="1" w:unhideWhenUsed="0" w:uiPriority="73" w:semiHidden="0" w:name="Colorful Grid"/>
+    <w:lsdException w:qFormat="1" w:unhideWhenUsed="0" w:uiPriority="60" w:semiHidden="0" w:name="Light Shading Accent 1"/>
     <w:lsdException w:qFormat="1" w:unhideWhenUsed="0" w:uiPriority="61" w:semiHidden="0" w:name="Light List Accent 1"/>
     <w:lsdException w:qFormat="1" w:unhideWhenUsed="0" w:uiPriority="62" w:semiHidden="0" w:name="Light Grid Accent 1"/>
-    <w:lsdException w:unhideWhenUsed="0" w:uiPriority="63" w:semiHidden="0" w:name="Medium Shading 1 Accent 1"/>
-    <w:lsdException w:unhideWhenUsed="0" w:uiPriority="64" w:semiHidden="0" w:name="Medium Shading 2 Accent 1"/>
+    <w:lsdException w:qFormat="1" w:unhideWhenUsed="0" w:uiPriority="63" w:semiHidden="0" w:name="Medium Shading 1 Accent 1"/>
+    <w:lsdException w:qFormat="1" w:unhideWhenUsed="0" w:uiPriority="64" w:semiHidden="0" w:name="Medium Shading 2 Accent 1"/>
     <w:lsdException w:qFormat="1" w:unhideWhenUsed="0" w:uiPriority="65" w:semiHidden="0" w:name="Medium List 1 Accent 1"/>
     <w:lsdException w:qFormat="1" w:unhideWhenUsed="0" w:uiPriority="34" w:semiHidden="0" w:name="List Paragraph"/>
     <w:lsdException w:qFormat="1" w:unhideWhenUsed="0" w:uiPriority="29" w:semiHidden="0" w:name="Quote"/>
     <w:lsdException w:qFormat="1" w:unhideWhenUsed="0" w:uiPriority="30" w:semiHidden="0" w:name="Intense Quote"/>
-    <w:lsdException w:unhideWhenUsed="0" w:uiPriority="66" w:semiHidden="0" w:name="Medium List 2 Accent 1"/>
-    <w:lsdException w:unhideWhenUsed="0" w:uiPriority="67" w:semiHidden="0" w:name="Medium Grid 1 Accent 1"/>
-    <w:lsdException w:unhideWhenUsed="0" w:uiPriority="68" w:semiHidden="0" w:name="Medium Grid 2 Accent 1"/>
-    <w:lsdException w:unhideWhenUsed="0" w:uiPriority="69" w:semiHidden="0" w:name="Medium Grid 3 Accent 1"/>
-    <w:lsdException w:unhideWhenUsed="0" w:uiPriority="70" w:semiHidden="0" w:name="Dark List Accent 1"/>
-    <w:lsdException w:unhideWhenUsed="0" w:uiPriority="71" w:semiHidden="0" w:name="Colorful Shading Accent 1"/>
-    <w:lsdException w:unhideWhenUsed="0" w:uiPriority="72" w:semiHidden="0" w:name="Colorful List Accent 1"/>
-    <w:lsdException w:unhideWhenUsed="0" w:uiPriority="73" w:semiHidden="0" w:name="Colorful Grid Accent 1"/>
+    <w:lsdException w:qFormat="1" w:unhideWhenUsed="0" w:uiPriority="66" w:semiHidden="0" w:name="Medium List 2 Accent 1"/>
+    <w:lsdException w:qFormat="1" w:unhideWhenUsed="0" w:uiPriority="67" w:semiHidden="0" w:name="Medium Grid 1 Accent 1"/>
+    <w:lsdException w:qFormat="1" w:unhideWhenUsed="0" w:uiPriority="68" w:semiHidden="0" w:name="Medium Grid 2 Accent 1"/>
+    <w:lsdException w:qFormat="1" w:unhideWhenUsed="0" w:uiPriority="69" w:semiHidden="0" w:name="Medium Grid 3 Accent 1"/>
+    <w:lsdException w:qFormat="1" w:unhideWhenUsed="0" w:uiPriority="70" w:semiHidden="0" w:name="Dark List Accent 1"/>
+    <w:lsdException w:qFormat="1" w:unhideWhenUsed="0" w:uiPriority="71" w:semiHidden="0" w:name="Colorful Shading Accent 1"/>
+    <w:lsdException w:qFormat="1" w:unhideWhenUsed="0" w:uiPriority="72" w:semiHidden="0" w:name="Colorful List Accent 1"/>
+    <w:lsdException w:qFormat="1" w:unhideWhenUsed="0" w:uiPriority="73" w:semiHidden="0" w:name="Colorful Grid Accent 1"/>
     <w:lsdException w:qFormat="1" w:unhideWhenUsed="0" w:uiPriority="60" w:semiHidden="0" w:name="Light Shading Accent 2"/>
     <w:lsdException w:qFormat="1" w:unhideWhenUsed="0" w:uiPriority="61" w:semiHidden="0" w:name="Light List Accent 2"/>
-    <w:lsdException w:unhideWhenUsed="0" w:uiPriority="62" w:semiHidden="0" w:name="Light Grid Accent 2"/>
-    <w:lsdException w:unhideWhenUsed="0" w:uiPriority="63" w:semiHidden="0" w:name="Medium Shading 1 Accent 2"/>
-    <w:lsdException w:unhideWhenUsed="0" w:uiPriority="64" w:semiHidden="0" w:name="Medium Shading 2 Accent 2"/>
-    <w:lsdException w:unhideWhenUsed="0" w:uiPriority="65" w:semiHidden="0" w:name="Medium List 1 Accent 2"/>
-    <w:lsdException w:unhideWhenUsed="0" w:uiPriority="66" w:semiHidden="0" w:name="Medium List 2 Accent 2"/>
-    <w:lsdException w:unhideWhenUsed="0" w:uiPriority="67" w:semiHidden="0" w:name="Medium Grid 1 Accent 2"/>
-    <w:lsdException w:unhideWhenUsed="0" w:uiPriority="68" w:semiHidden="0" w:name="Medium Grid 2 Accent 2"/>
-    <w:lsdException w:unhideWhenUsed="0" w:uiPriority="69" w:semiHidden="0" w:name="Medium Grid 3 Accent 2"/>
-    <w:lsdException w:unhideWhenUsed="0" w:uiPriority="70" w:semiHidden="0" w:name="Dark List Accent 2"/>
-    <w:lsdException w:unhideWhenUsed="0" w:uiPriority="71" w:semiHidden="0" w:name="Colorful Shading Accent 2"/>
-    <w:lsdException w:unhideWhenUsed="0" w:uiPriority="72" w:semiHidden="0" w:name="Colorful List Accent 2"/>
-    <w:lsdException w:unhideWhenUsed="0" w:uiPriority="73" w:semiHidden="0" w:name="Colorful Grid Accent 2"/>
-    <w:lsdException w:unhideWhenUsed="0" w:uiPriority="60" w:semiHidden="0" w:name="Light Shading Accent 3"/>
-    <w:lsdException w:unhideWhenUsed="0" w:uiPriority="61" w:semiHidden="0" w:name="Light List Accent 3"/>
-    <w:lsdException w:unhideWhenUsed="0" w:uiPriority="62" w:semiHidden="0" w:name="Light Grid Accent 3"/>
-    <w:lsdException w:unhideWhenUsed="0" w:uiPriority="63" w:semiHidden="0" w:name="Medium Shading 1 Accent 3"/>
-    <w:lsdException w:unhideWhenUsed="0" w:uiPriority="64" w:semiHidden="0" w:name="Medium Shading 2 Accent 3"/>
-    <w:lsdException w:unhideWhenUsed="0" w:uiPriority="65" w:semiHidden="0" w:name="Medium List 1 Accent 3"/>
-    <w:lsdException w:unhideWhenUsed="0" w:uiPriority="66" w:semiHidden="0" w:name="Medium List 2 Accent 3"/>
-    <w:lsdException w:unhideWhenUsed="0" w:uiPriority="67" w:semiHidden="0" w:name="Medium Grid 1 Accent 3"/>
-    <w:lsdException w:unhideWhenUsed="0" w:uiPriority="68" w:semiHidden="0" w:name="Medium Grid 2 Accent 3"/>
-    <w:lsdException w:unhideWhenUsed="0" w:uiPriority="69" w:semiHidden="0" w:name="Medium Grid 3 Accent 3"/>
-    <w:lsdException w:unhideWhenUsed="0" w:uiPriority="70" w:semiHidden="0" w:name="Dark List Accent 3"/>
-    <w:lsdException w:unhideWhenUsed="0" w:uiPriority="71" w:semiHidden="0" w:name="Colorful Shading Accent 3"/>
-    <w:lsdException w:unhideWhenUsed="0" w:uiPriority="72" w:semiHidden="0" w:name="Colorful List Accent 3"/>
-    <w:lsdException w:unhideWhenUsed="0" w:uiPriority="73" w:semiHidden="0" w:name="Colorful Grid Accent 3"/>
+    <w:lsdException w:qFormat="1" w:unhideWhenUsed="0" w:uiPriority="62" w:semiHidden="0" w:name="Light Grid Accent 2"/>
+    <w:lsdException w:qFormat="1" w:unhideWhenUsed="0" w:uiPriority="63" w:semiHidden="0" w:name="Medium Shading 1 Accent 2"/>
+    <w:lsdException w:qFormat="1" w:unhideWhenUsed="0" w:uiPriority="64" w:semiHidden="0" w:name="Medium Shading 2 Accent 2"/>
+    <w:lsdException w:qFormat="1" w:unhideWhenUsed="0" w:uiPriority="65" w:semiHidden="0" w:name="Medium List 1 Accent 2"/>
+    <w:lsdException w:qFormat="1" w:unhideWhenUsed="0" w:uiPriority="66" w:semiHidden="0" w:name="Medium List 2 Accent 2"/>
+    <w:lsdException w:qFormat="1" w:unhideWhenUsed="0" w:uiPriority="67" w:semiHidden="0" w:name="Medium Grid 1 Accent 2"/>
+    <w:lsdException w:qFormat="1" w:unhideWhenUsed="0" w:uiPriority="68" w:semiHidden="0" w:name="Medium Grid 2 Accent 2"/>
+    <w:lsdException w:qFormat="1" w:unhideWhenUsed="0" w:uiPriority="69" w:semiHidden="0" w:name="Medium Grid 3 Accent 2"/>
+    <w:lsdException w:qFormat="1" w:unhideWhenUsed="0" w:uiPriority="70" w:semiHidden="0" w:name="Dark List Accent 2"/>
+    <w:lsdException w:qFormat="1" w:unhideWhenUsed="0" w:uiPriority="71" w:semiHidden="0" w:name="Colorful Shading Accent 2"/>
+    <w:lsdException w:qFormat="1" w:unhideWhenUsed="0" w:uiPriority="72" w:semiHidden="0" w:name="Colorful List Accent 2"/>
+    <w:lsdException w:qFormat="1" w:unhideWhenUsed="0" w:uiPriority="73" w:semiHidden="0" w:name="Colorful Grid Accent 2"/>
+    <w:lsdException w:qFormat="1" w:unhideWhenUsed="0" w:uiPriority="60" w:semiHidden="0" w:name="Light Shading Accent 3"/>
+    <w:lsdException w:qFormat="1" w:unhideWhenUsed="0" w:uiPriority="61" w:semiHidden="0" w:name="Light List Accent 3"/>
+    <w:lsdException w:qFormat="1" w:unhideWhenUsed="0" w:uiPriority="62" w:semiHidden="0" w:name="Light Grid Accent 3"/>
+    <w:lsdException w:qFormat="1" w:unhideWhenUsed="0" w:uiPriority="63" w:semiHidden="0" w:name="Medium Shading 1 Accent 3"/>
+    <w:lsdException w:qFormat="1" w:unhideWhenUsed="0" w:uiPriority="64" w:semiHidden="0" w:name="Medium Shading 2 Accent 3"/>
+    <w:lsdException w:qFormat="1" w:unhideWhenUsed="0" w:uiPriority="65" w:semiHidden="0" w:name="Medium List 1 Accent 3"/>
+    <w:lsdException w:qFormat="1" w:unhideWhenUsed="0" w:uiPriority="66" w:semiHidden="0" w:name="Medium List 2 Accent 3"/>
+    <w:lsdException w:qFormat="1" w:unhideWhenUsed="0" w:uiPriority="67" w:semiHidden="0" w:name="Medium Grid 1 Accent 3"/>
+    <w:lsdException w:qFormat="1" w:unhideWhenUsed="0" w:uiPriority="68" w:semiHidden="0" w:name="Medium Grid 2 Accent 3"/>
+    <w:lsdException w:qFormat="1" w:unhideWhenUsed="0" w:uiPriority="69" w:semiHidden="0" w:name="Medium Grid 3 Accent 3"/>
+    <w:lsdException w:qFormat="1" w:unhideWhenUsed="0" w:uiPriority="70" w:semiHidden="0" w:name="Dark List Accent 3"/>
+    <w:lsdException w:qFormat="1" w:unhideWhenUsed="0" w:uiPriority="71" w:semiHidden="0" w:name="Colorful Shading Accent 3"/>
+    <w:lsdException w:qFormat="1" w:unhideWhenUsed="0" w:uiPriority="72" w:semiHidden="0" w:name="Colorful List Accent 3"/>
+    <w:lsdException w:qFormat="1" w:unhideWhenUsed="0" w:uiPriority="73" w:semiHidden="0" w:name="Colorful Grid Accent 3"/>
     <w:lsdException w:qFormat="1" w:unhideWhenUsed="0" w:uiPriority="60" w:semiHidden="0" w:name="Light Shading Accent 4"/>
     <w:lsdException w:qFormat="1" w:unhideWhenUsed="0" w:uiPriority="61" w:semiHidden="0" w:name="Light List Accent 4"/>
-    <w:lsdException w:unhideWhenUsed="0" w:uiPriority="62" w:semiHidden="0" w:name="Light Grid Accent 4"/>
-    <w:lsdException w:unhideWhenUsed="0" w:uiPriority="63" w:semiHidden="0" w:name="Medium Shading 1 Accent 4"/>
-    <w:lsdException w:unhideWhenUsed="0" w:uiPriority="64" w:semiHidden="0" w:name="Medium Shading 2 Accent 4"/>
-    <w:lsdException w:unhideWhenUsed="0" w:uiPriority="65" w:semiHidden="0" w:name="Medium List 1 Accent 4"/>
-    <w:lsdException w:unhideWhenUsed="0" w:uiPriority="66" w:semiHidden="0" w:name="Medium List 2 Accent 4"/>
-    <w:lsdException w:unhideWhenUsed="0" w:uiPriority="67" w:semiHidden="0" w:name="Medium Grid 1 Accent 4"/>
-    <w:lsdException w:unhideWhenUsed="0" w:uiPriority="68" w:semiHidden="0" w:name="Medium Grid 2 Accent 4"/>
-    <w:lsdException w:unhideWhenUsed="0" w:uiPriority="69" w:semiHidden="0" w:name="Medium Grid 3 Accent 4"/>
-    <w:lsdException w:unhideWhenUsed="0" w:uiPriority="70" w:semiHidden="0" w:name="Dark List Accent 4"/>
-    <w:lsdException w:unhideWhenUsed="0" w:uiPriority="71" w:semiHidden="0" w:name="Colorful Shading Accent 4"/>
-    <w:lsdException w:unhideWhenUsed="0" w:uiPriority="72" w:semiHidden="0" w:name="Colorful List Accent 4"/>
-    <w:lsdException w:unhideWhenUsed="0" w:uiPriority="73" w:semiHidden="0" w:name="Colorful Grid Accent 4"/>
+    <w:lsdException w:qFormat="1" w:unhideWhenUsed="0" w:uiPriority="62" w:semiHidden="0" w:name="Light Grid Accent 4"/>
+    <w:lsdException w:qFormat="1" w:unhideWhenUsed="0" w:uiPriority="63" w:semiHidden="0" w:name="Medium Shading 1 Accent 4"/>
+    <w:lsdException w:qFormat="1" w:unhideWhenUsed="0" w:uiPriority="64" w:semiHidden="0" w:name="Medium Shading 2 Accent 4"/>
+    <w:lsdException w:qFormat="1" w:unhideWhenUsed="0" w:uiPriority="65" w:semiHidden="0" w:name="Medium List 1 Accent 4"/>
+    <w:lsdException w:qFormat="1" w:unhideWhenUsed="0" w:uiPriority="66" w:semiHidden="0" w:name="Medium List 2 Accent 4"/>
+    <w:lsdException w:qFormat="1" w:unhideWhenUsed="0" w:uiPriority="67" w:semiHidden="0" w:name="Medium Grid 1 Accent 4"/>
+    <w:lsdException w:qFormat="1" w:unhideWhenUsed="0" w:uiPriority="68" w:semiHidden="0" w:name="Medium Grid 2 Accent 4"/>
+    <w:lsdException w:qFormat="1" w:unhideWhenUsed="0" w:uiPriority="69" w:semiHidden="0" w:name="Medium Grid 3 Accent 4"/>
+    <w:lsdException w:qFormat="1" w:unhideWhenUsed="0" w:uiPriority="70" w:semiHidden="0" w:name="Dark List Accent 4"/>
+    <w:lsdException w:qFormat="1" w:unhideWhenUsed="0" w:uiPriority="71" w:semiHidden="0" w:name="Colorful Shading Accent 4"/>
+    <w:lsdException w:qFormat="1" w:unhideWhenUsed="0" w:uiPriority="72" w:semiHidden="0" w:name="Colorful List Accent 4"/>
+    <w:lsdException w:qFormat="1" w:unhideWhenUsed="0" w:uiPriority="73" w:semiHidden="0" w:name="Colorful Grid Accent 4"/>
     <w:lsdException w:qFormat="1" w:unhideWhenUsed="0" w:uiPriority="60" w:semiHidden="0" w:name="Light Shading Accent 5"/>
-    <w:lsdException w:unhideWhenUsed="0" w:uiPriority="61" w:semiHidden="0" w:name="Light List Accent 5"/>
-    <w:lsdException w:unhideWhenUsed="0" w:uiPriority="62" w:semiHidden="0" w:name="Light Grid Accent 5"/>
-    <w:lsdException w:unhideWhenUsed="0" w:uiPriority="63" w:semiHidden="0" w:name="Medium Shading 1 Accent 5"/>
-    <w:lsdException w:unhideWhenUsed="0" w:uiPriority="64" w:semiHidden="0" w:name="Medium Shading 2 Accent 5"/>
-    <w:lsdException w:unhideWhenUsed="0" w:uiPriority="65" w:semiHidden="0" w:name="Medium List 1 Accent 5"/>
-    <w:lsdException w:unhideWhenUsed="0" w:uiPriority="66" w:semiHidden="0" w:name="Medium List 2 Accent 5"/>
-    <w:lsdException w:unhideWhenUsed="0" w:uiPriority="67" w:semiHidden="0" w:name="Medium Grid 1 Accent 5"/>
-    <w:lsdException w:unhideWhenUsed="0" w:uiPriority="68" w:semiHidden="0" w:name="Medium Grid 2 Accent 5"/>
-    <w:lsdException w:unhideWhenUsed="0" w:uiPriority="69" w:semiHidden="0" w:name="Medium Grid 3 Accent 5"/>
-    <w:lsdException w:unhideWhenUsed="0" w:uiPriority="70" w:semiHidden="0" w:name="Dark List Accent 5"/>
-    <w:lsdException w:unhideWhenUsed="0" w:uiPriority="71" w:semiHidden="0" w:name="Colorful Shading Accent 5"/>
-    <w:lsdException w:unhideWhenUsed="0" w:uiPriority="72" w:semiHidden="0" w:name="Colorful List Accent 5"/>
-    <w:lsdException w:unhideWhenUsed="0" w:uiPriority="73" w:semiHidden="0" w:name="Colorful Grid Accent 5"/>
+    <w:lsdException w:qFormat="1" w:unhideWhenUsed="0" w:uiPriority="61" w:semiHidden="0" w:name="Light List Accent 5"/>
+    <w:lsdException w:qFormat="1" w:unhideWhenUsed="0" w:uiPriority="62" w:semiHidden="0" w:name="Light Grid Accent 5"/>
+    <w:lsdException w:qFormat="1" w:unhideWhenUsed="0" w:uiPriority="63" w:semiHidden="0" w:name="Medium Shading 1 Accent 5"/>
+    <w:lsdException w:qFormat="1" w:unhideWhenUsed="0" w:uiPriority="64" w:semiHidden="0" w:name="Medium Shading 2 Accent 5"/>
+    <w:lsdException w:qFormat="1" w:unhideWhenUsed="0" w:uiPriority="65" w:semiHidden="0" w:name="Medium List 1 Accent 5"/>
+    <w:lsdException w:qFormat="1" w:unhideWhenUsed="0" w:uiPriority="66" w:semiHidden="0" w:name="Medium List 2 Accent 5"/>
+    <w:lsdException w:qFormat="1" w:unhideWhenUsed="0" w:uiPriority="67" w:semiHidden="0" w:name="Medium Grid 1 Accent 5"/>
+    <w:lsdException w:qFormat="1" w:unhideWhenUsed="0" w:uiPriority="68" w:semiHidden="0" w:name="Medium Grid 2 Accent 5"/>
+    <w:lsdException w:qFormat="1" w:unhideWhenUsed="0" w:uiPriority="69" w:semiHidden="0" w:name="Medium Grid 3 Accent 5"/>
+    <w:lsdException w:qFormat="1" w:unhideWhenUsed="0" w:uiPriority="70" w:semiHidden="0" w:name="Dark List Accent 5"/>
+    <w:lsdException w:qFormat="1" w:unhideWhenUsed="0" w:uiPriority="71" w:semiHidden="0" w:name="Colorful Shading Accent 5"/>
+    <w:lsdException w:qFormat="1" w:unhideWhenUsed="0" w:uiPriority="72" w:semiHidden="0" w:name="Colorful List Accent 5"/>
+    <w:lsdException w:qFormat="1" w:unhideWhenUsed="0" w:uiPriority="73" w:semiHidden="0" w:name="Colorful Grid Accent 5"/>
     <w:lsdException w:qFormat="1" w:unhideWhenUsed="0" w:uiPriority="60" w:semiHidden="0" w:name="Light Shading Accent 6"/>
     <w:lsdException w:qFormat="1" w:unhideWhenUsed="0" w:uiPriority="61" w:semiHidden="0" w:name="Light List Accent 6"/>
-    <w:lsdException w:unhideWhenUsed="0" w:uiPriority="62" w:semiHidden="0" w:name="Light Grid Accent 6"/>
-    <w:lsdException w:unhideWhenUsed="0" w:uiPriority="63" w:semiHidden="0" w:name="Medium Shading 1 Accent 6"/>
-    <w:lsdException w:unhideWhenUsed="0" w:uiPriority="64" w:semiHidden="0" w:name="Medium Shading 2 Accent 6"/>
-    <w:lsdException w:unhideWhenUsed="0" w:uiPriority="65" w:semiHidden="0" w:name="Medium List 1 Accent 6"/>
-    <w:lsdException w:unhideWhenUsed="0" w:uiPriority="66" w:semiHidden="0" w:name="Medium List 2 Accent 6"/>
-    <w:lsdException w:unhideWhenUsed="0" w:uiPriority="67" w:semiHidden="0" w:name="Medium Grid 1 Accent 6"/>
-    <w:lsdException w:unhideWhenUsed="0" w:uiPriority="68" w:semiHidden="0" w:name="Medium Grid 2 Accent 6"/>
-    <w:lsdException w:unhideWhenUsed="0" w:uiPriority="69" w:semiHidden="0" w:name="Medium Grid 3 Accent 6"/>
-    <w:lsdException w:unhideWhenUsed="0" w:uiPriority="70" w:semiHidden="0" w:name="Dark List Accent 6"/>
-    <w:lsdException w:unhideWhenUsed="0" w:uiPriority="71" w:semiHidden="0" w:name="Colorful Shading Accent 6"/>
-    <w:lsdException w:unhideWhenUsed="0" w:uiPriority="72" w:semiHidden="0" w:name="Colorful List Accent 6"/>
-    <w:lsdException w:unhideWhenUsed="0" w:uiPriority="73" w:semiHidden="0" w:name="Colorful Grid Accent 6"/>
+    <w:lsdException w:qFormat="1" w:unhideWhenUsed="0" w:uiPriority="62" w:semiHidden="0" w:name="Light Grid Accent 6"/>
+    <w:lsdException w:qFormat="1" w:unhideWhenUsed="0" w:uiPriority="63" w:semiHidden="0" w:name="Medium Shading 1 Accent 6"/>
+    <w:lsdException w:qFormat="1" w:unhideWhenUsed="0" w:uiPriority="64" w:semiHidden="0" w:name="Medium Shading 2 Accent 6"/>
+    <w:lsdException w:qFormat="1" w:unhideWhenUsed="0" w:uiPriority="65" w:semiHidden="0" w:name="Medium List 1 Accent 6"/>
+    <w:lsdException w:qFormat="1" w:unhideWhenUsed="0" w:uiPriority="66" w:semiHidden="0" w:name="Medium List 2 Accent 6"/>
+    <w:lsdException w:qFormat="1" w:unhideWhenUsed="0" w:uiPriority="67" w:semiHidden="0" w:name="Medium Grid 1 Accent 6"/>
+    <w:lsdException w:qFormat="1" w:unhideWhenUsed="0" w:uiPriority="68" w:semiHidden="0" w:name="Medium Grid 2 Accent 6"/>
+    <w:lsdException w:qFormat="1" w:unhideWhenUsed="0" w:uiPriority="69" w:semiHidden="0" w:name="Medium Grid 3 Accent 6"/>
+    <w:lsdException w:qFormat="1" w:unhideWhenUsed="0" w:uiPriority="70" w:semiHidden="0" w:name="Dark List Accent 6"/>
+    <w:lsdException w:qFormat="1" w:unhideWhenUsed="0" w:uiPriority="71" w:semiHidden="0" w:name="Colorful Shading Accent 6"/>
+    <w:lsdException w:qFormat="1" w:unhideWhenUsed="0" w:uiPriority="72" w:semiHidden="0" w:name="Colorful List Accent 6"/>
+    <w:lsdException w:qFormat="1" w:unhideWhenUsed="0" w:uiPriority="73" w:semiHidden="0" w:name="Colorful Grid Accent 6"/>
   </w:latentStyles>
   <w:style w:type="paragraph" w:default="1" w:styleId="1">
     <w:name w:val="Normal"/>
@@ -4114,6 +4131,7 @@
     <w:name w:val="Quote Char"/>
     <w:basedOn w:val="11"/>
     <w:link w:val="26"/>
+    <w:qFormat/>
     <w:uiPriority w:val="29"/>
     <w:rPr>
       <w:i/>
